--- a/CPP102-Programming-Logic-and-Design/Week03/Batch01/CPP102_Week3_Assessment_Batch01.docx
+++ b/CPP102-Programming-Logic-and-Design/Week03/Batch01/CPP102_Week3_Assessment_Batch01.docx
@@ -3034,8 +3034,8 @@
     <w:sectPr>
       <w:headerReference w:type="default" r:id="rId7"/>
       <w:footerReference w:type="default" r:id="rId8"/>
-      <w:pgSz w:w="11906" w:h="16838" w:orient="portrait"/>
-      <w:pgMar w:top="1440" w:right="1440" w:bottom="1440" w:left="1440" w:header="708" w:footer="708" w:gutter="0"/>
+      <w:pgSz w:w="12240" w:h="18720" w:orient="portrait"/>
+      <w:pgMar w:top="1080" w:right="1080" w:bottom="1080" w:left="1080" w:header="708" w:footer="708" w:gutter="0"/>
       <w:pgNumType/>
       <w:docGrid w:linePitch="360"/>
     </w:sectPr>
